--- a/docs/lista_louvores/Textos_Louvores/ADORAREI.docx
+++ b/docs/lista_louvores/Textos_Louvores/ADORAREI.docx
@@ -1,141 +1,258 @@
 
 <file path=word/document.xml><?xml version="1.0" encoding="utf-8"?>
-<w:document xmlns:wpc="http://schemas.microsoft.com/office/word/2010/wordprocessingCanvas" xmlns:cx="http://schemas.microsoft.com/office/drawing/2014/chartex" xmlns:cx1="http://schemas.microsoft.com/office/drawing/2015/9/8/chartex" xmlns:cx2="http://schemas.microsoft.com/office/drawing/2015/10/21/chartex" xmlns:cx3="http://schemas.microsoft.com/office/drawing/2016/5/9/chartex" xmlns:cx4="http://schemas.microsoft.com/office/drawing/2016/5/10/chartex" xmlns:cx5="http://schemas.microsoft.com/office/drawing/2016/5/11/chartex" xmlns:cx6="http://schemas.microsoft.com/office/drawing/2016/5/12/chartex" xmlns:cx7="http://schemas.microsoft.com/office/drawing/2016/5/13/chartex" xmlns:cx8="http://schemas.microsoft.com/office/drawing/2016/5/14/chartex" xmlns:mc="http://schemas.openxmlformats.org/markup-compatibility/2006" xmlns:aink="http://schemas.microsoft.com/office/drawing/2016/ink" xmlns:am3d="http://schemas.microsoft.com/office/drawing/2017/model3d" xmlns:o="urn:schemas-microsoft-com:office:office" xmlns:oel="http://schemas.microsoft.com/office/2019/extlst" xmlns:r="http://schemas.openxmlformats.org/officeDocument/2006/relationships" xmlns:m="http://schemas.openxmlformats.org/officeDocument/2006/math" xmlns:v="urn:schemas-microsoft-com:vml" xmlns:wp14="http://schemas.microsoft.com/office/word/2010/wordprocessingDrawing" xmlns:wp="http://schemas.openxmlformats.org/drawingml/2006/wordprocessingDrawing" xmlns:w10="urn:schemas-microsoft-com:office:word" xmlns:w="http://schemas.openxmlformats.org/wordprocessingml/2006/main" xmlns:w14="http://schemas.microsoft.com/office/word/2010/wordml" xmlns:w15="http://schemas.microsoft.com/office/word/2012/wordml" xmlns:w16cex="http://schemas.microsoft.com/office/word/2018/wordml/cex" xmlns:w16cid="http://schemas.microsoft.com/office/word/2016/wordml/cid" xmlns:w16="http://schemas.microsoft.com/office/word/2018/wordml" xmlns:w16sdtdh="http://schemas.microsoft.com/office/word/2020/wordml/sdtdatahash" xmlns:w16se="http://schemas.microsoft.com/office/word/2015/wordml/symex" xmlns:wpg="http://schemas.microsoft.com/office/word/2010/wordprocessingGroup" xmlns:wpi="http://schemas.microsoft.com/office/word/2010/wordprocessingInk" xmlns:wne="http://schemas.microsoft.com/office/word/2006/wordml" xmlns:wps="http://schemas.microsoft.com/office/word/2010/wordprocessingShape" mc:Ignorable="w14 w15 w16se w16cid w16 w16cex w16sdtdh wp14">
+<w:document xmlns:wpc="http://schemas.microsoft.com/office/word/2010/wordprocessingCanvas" xmlns:cx="http://schemas.microsoft.com/office/drawing/2014/chartex" xmlns:cx1="http://schemas.microsoft.com/office/drawing/2015/9/8/chartex" xmlns:cx2="http://schemas.microsoft.com/office/drawing/2015/10/21/chartex" xmlns:cx3="http://schemas.microsoft.com/office/drawing/2016/5/9/chartex" xmlns:cx4="http://schemas.microsoft.com/office/drawing/2016/5/10/chartex" xmlns:cx5="http://schemas.microsoft.com/office/drawing/2016/5/11/chartex" xmlns:cx6="http://schemas.microsoft.com/office/drawing/2016/5/12/chartex" xmlns:cx7="http://schemas.microsoft.com/office/drawing/2016/5/13/chartex" xmlns:cx8="http://schemas.microsoft.com/office/drawing/2016/5/14/chartex" xmlns:mc="http://schemas.openxmlformats.org/markup-compatibility/2006" xmlns:aink="http://schemas.microsoft.com/office/drawing/2016/ink" xmlns:am3d="http://schemas.microsoft.com/office/drawing/2017/model3d" xmlns:o="urn:schemas-microsoft-com:office:office" xmlns:oel="http://schemas.microsoft.com/office/2019/extlst" xmlns:r="http://schemas.openxmlformats.org/officeDocument/2006/relationships" xmlns:m="http://schemas.openxmlformats.org/officeDocument/2006/math" xmlns:v="urn:schemas-microsoft-com:vml" xmlns:wp14="http://schemas.microsoft.com/office/word/2010/wordprocessingDrawing" xmlns:wp="http://schemas.openxmlformats.org/drawingml/2006/wordprocessingDrawing" xmlns:w10="urn:schemas-microsoft-com:office:word" xmlns:w="http://schemas.openxmlformats.org/wordprocessingml/2006/main" xmlns:w14="http://schemas.microsoft.com/office/word/2010/wordml" xmlns:w15="http://schemas.microsoft.com/office/word/2012/wordml" xmlns:w16cex="http://schemas.microsoft.com/office/word/2018/wordml/cex" xmlns:w16cid="http://schemas.microsoft.com/office/word/2016/wordml/cid" xmlns:w16="http://schemas.microsoft.com/office/word/2018/wordml" xmlns:w16du="http://schemas.microsoft.com/office/word/2023/wordml/word16du" xmlns:w16sdtdh="http://schemas.microsoft.com/office/word/2020/wordml/sdtdatahash" xmlns:w16sdtfl="http://schemas.microsoft.com/office/word/2024/wordml/sdtformatlock" xmlns:w16se="http://schemas.microsoft.com/office/word/2015/wordml/symex" xmlns:wpg="http://schemas.microsoft.com/office/word/2010/wordprocessingGroup" xmlns:wpi="http://schemas.microsoft.com/office/word/2010/wordprocessingInk" xmlns:wne="http://schemas.microsoft.com/office/word/2006/wordml" xmlns:wps="http://schemas.microsoft.com/office/word/2010/wordprocessingShape" mc:Ignorable="w14 w15 w16se w16cid w16 w16cex w16sdtdh w16sdtfl w16du wp14">
   <w:body>
     <w:p>
       <w:pPr>
-        <w:pStyle w:val="SemEspaamento"/>
+        <w:pStyle w:val="Ttulo1"/>
       </w:pPr>
       <w:r>
-        <w:rPr/>
         <w:t>ADORAREI</w:t>
-      </w:r>
-    </w:p>
-    <w:p>
-      <w:r>
-        <w:rPr/>
-        <w:t xml:space="preserve">Quando olho Tua santidade </w:t>
-      </w:r>
-      <w:r>
-        <w:br/>
-      </w:r>
-      <w:r>
-        <w:rPr/>
-        <w:t xml:space="preserve">Quando </w:t>
-      </w:r>
-      <w:r>
-        <w:rPr/>
-        <w:t>vejo Tua</w:t>
-      </w:r>
-      <w:r>
-        <w:rPr/>
-        <w:t xml:space="preserve"> formosura </w:t>
-      </w:r>
-      <w:r>
-        <w:br/>
-      </w:r>
-      <w:r>
-        <w:rPr/>
-        <w:t xml:space="preserve">Quando tudo se apaga </w:t>
-      </w:r>
-      <w:r>
-        <w:br/>
-      </w:r>
-      <w:r>
-        <w:rPr/>
-        <w:t>devido ao Teu esplendor</w:t>
       </w:r>
     </w:p>
     <w:p>
       <w:pPr>
-        <w:pStyle w:val="Normal"/>
+        <w:rPr>
+          <w:rFonts w:ascii="Times New Roman" w:hAnsi="Times New Roman"/>
+        </w:rPr>
       </w:pPr>
       <w:r>
-        <w:rPr/>
-        <w:t xml:space="preserve">Quando encontro gozo no Teu coração, </w:t>
-      </w:r>
-      <w:r>
+        <w:rPr>
+          <w:rFonts w:ascii="Times New Roman" w:hAnsi="Times New Roman"/>
+        </w:rPr>
+        <w:t xml:space="preserve">Quando </w:t>
+      </w:r>
+      <w:proofErr w:type="gramStart"/>
+      <w:r>
+        <w:rPr>
+          <w:rFonts w:ascii="Times New Roman" w:hAnsi="Times New Roman"/>
+        </w:rPr>
+        <w:t>olho Tua</w:t>
+      </w:r>
+      <w:proofErr w:type="gramEnd"/>
+      <w:r>
+        <w:rPr>
+          <w:rFonts w:ascii="Times New Roman" w:hAnsi="Times New Roman"/>
+        </w:rPr>
+        <w:t xml:space="preserve"> santidade </w:t>
+      </w:r>
+      <w:r>
+        <w:rPr>
+          <w:rFonts w:ascii="Times New Roman" w:hAnsi="Times New Roman"/>
+        </w:rPr>
         <w:br/>
       </w:r>
       <w:r>
-        <w:rPr/>
-        <w:t>Quando Tua santidade reina em mim</w:t>
+        <w:rPr>
+          <w:rFonts w:ascii="Times New Roman" w:hAnsi="Times New Roman"/>
+        </w:rPr>
+        <w:t xml:space="preserve">Quando </w:t>
+      </w:r>
+      <w:proofErr w:type="gramStart"/>
+      <w:r>
+        <w:rPr>
+          <w:rFonts w:ascii="Times New Roman" w:hAnsi="Times New Roman"/>
+        </w:rPr>
+        <w:t>vejo Tua</w:t>
+      </w:r>
+      <w:proofErr w:type="gramEnd"/>
+      <w:r>
+        <w:rPr>
+          <w:rFonts w:ascii="Times New Roman" w:hAnsi="Times New Roman"/>
+        </w:rPr>
+        <w:t xml:space="preserve"> formosura </w:t>
+      </w:r>
+      <w:r>
+        <w:rPr>
+          <w:rFonts w:ascii="Times New Roman" w:hAnsi="Times New Roman"/>
+        </w:rPr>
+        <w:br/>
+      </w:r>
+      <w:r>
+        <w:rPr>
+          <w:rFonts w:ascii="Times New Roman" w:hAnsi="Times New Roman"/>
+        </w:rPr>
+        <w:t xml:space="preserve">Quando tudo se apaga </w:t>
+      </w:r>
+      <w:r>
+        <w:rPr>
+          <w:rFonts w:ascii="Times New Roman" w:hAnsi="Times New Roman"/>
+        </w:rPr>
+        <w:br/>
+      </w:r>
+      <w:r>
+        <w:rPr>
+          <w:rFonts w:ascii="Times New Roman" w:hAnsi="Times New Roman"/>
+        </w:rPr>
+        <w:t>devido ao Teu esplendor</w:t>
       </w:r>
     </w:p>
     <w:p>
       <w:pPr>
-        <w:pStyle w:val="Normal"/>
+        <w:rPr>
+          <w:rFonts w:ascii="Times New Roman" w:hAnsi="Times New Roman"/>
+        </w:rPr>
       </w:pPr>
       <w:r>
-        <w:rPr/>
-        <w:t>Quando tudo obscurece devido ao Teu esplendor</w:t>
+        <w:rPr>
+          <w:rFonts w:ascii="Times New Roman" w:hAnsi="Times New Roman"/>
+        </w:rPr>
+        <w:t xml:space="preserve">Quando encontro gozo no Teu coração, </w:t>
+      </w:r>
+      <w:r>
+        <w:rPr>
+          <w:rFonts w:ascii="Times New Roman" w:hAnsi="Times New Roman"/>
+        </w:rPr>
+        <w:br/>
+        <w:t>Quando Tua santidade reina em mim</w:t>
       </w:r>
     </w:p>
     <w:p>
       <w:pPr>
-        <w:pStyle w:val="Normal"/>
-        <w:rPr>
-          <w:b w:val="1"/>
-          <w:bCs w:val="1"/>
+        <w:rPr>
+          <w:rFonts w:ascii="Times New Roman" w:hAnsi="Times New Roman"/>
         </w:rPr>
       </w:pPr>
       <w:r>
         <w:rPr>
-          <w:b w:val="1"/>
-          <w:bCs w:val="1"/>
-        </w:rPr>
-        <w:t xml:space="preserve">Adorarei! (Adorarei) Adorarei! (Sim, eu adorarei) </w:t>
-      </w:r>
-      <w:r>
+          <w:rFonts w:ascii="Times New Roman" w:hAnsi="Times New Roman"/>
+        </w:rPr>
+        <w:t xml:space="preserve">Quando tudo obscurece </w:t>
+      </w:r>
+      <w:r>
+        <w:rPr>
+          <w:rFonts w:ascii="Times New Roman" w:hAnsi="Times New Roman"/>
+        </w:rPr>
         <w:br/>
       </w:r>
       <w:r>
         <w:rPr>
-          <w:b w:val="1"/>
-          <w:bCs w:val="1"/>
-        </w:rPr>
-        <w:t xml:space="preserve">Eu vivo, ó Senhor, só </w:t>
-      </w:r>
-      <w:r>
-        <w:rPr>
-          <w:b w:val="1"/>
-          <w:bCs w:val="1"/>
-        </w:rPr>
-        <w:t>pra</w:t>
-      </w:r>
-      <w:r>
-        <w:rPr>
-          <w:b w:val="1"/>
-          <w:bCs w:val="1"/>
-        </w:rPr>
-        <w:t xml:space="preserve"> Te adorar... </w:t>
-      </w:r>
-      <w:r>
-        <w:rPr>
-          <w:b w:val="1"/>
-          <w:bCs w:val="1"/>
-        </w:rPr>
-        <w:t>(2X)</w:t>
+          <w:rFonts w:ascii="Times New Roman" w:hAnsi="Times New Roman"/>
+        </w:rPr>
+        <w:t>devido ao Teu esplendor</w:t>
       </w:r>
     </w:p>
     <w:p>
       <w:pPr>
-        <w:pStyle w:val="Normal"/>
-        <w:rPr>
-          <w:b w:val="1"/>
-          <w:bCs w:val="1"/>
+        <w:rPr>
+          <w:rFonts w:ascii="Times New Roman" w:hAnsi="Times New Roman"/>
+          <w:b/>
+          <w:bCs/>
+          <w:i/>
+          <w:iCs/>
         </w:rPr>
       </w:pPr>
       <w:r>
         <w:rPr>
-          <w:b w:val="1"/>
-          <w:bCs w:val="1"/>
+          <w:rFonts w:ascii="Times New Roman" w:hAnsi="Times New Roman"/>
+          <w:b/>
+          <w:bCs/>
+          <w:i/>
+          <w:iCs/>
+        </w:rPr>
+        <w:t xml:space="preserve">Adorarei! (Adorarei) Adorarei! (Sim, eu adorarei) </w:t>
+      </w:r>
+      <w:r>
+        <w:rPr>
+          <w:rFonts w:ascii="Times New Roman" w:hAnsi="Times New Roman"/>
+          <w:i/>
+          <w:iCs/>
+        </w:rPr>
+        <w:br/>
+      </w:r>
+      <w:r>
+        <w:rPr>
+          <w:rFonts w:ascii="Times New Roman" w:hAnsi="Times New Roman"/>
+          <w:b/>
+          <w:bCs/>
+          <w:i/>
+          <w:iCs/>
+        </w:rPr>
+        <w:t xml:space="preserve">Eu vivo, ó Senhor, </w:t>
+      </w:r>
+      <w:r>
+        <w:rPr>
+          <w:rFonts w:ascii="Times New Roman" w:hAnsi="Times New Roman"/>
+          <w:b/>
+          <w:bCs/>
+          <w:i/>
+          <w:iCs/>
+        </w:rPr>
+        <w:br/>
+      </w:r>
+      <w:r>
+        <w:rPr>
+          <w:rFonts w:ascii="Times New Roman" w:hAnsi="Times New Roman"/>
+          <w:b/>
+          <w:bCs/>
+          <w:i/>
+          <w:iCs/>
+        </w:rPr>
+        <w:t xml:space="preserve">só </w:t>
+      </w:r>
+      <w:proofErr w:type="gramStart"/>
+      <w:r>
+        <w:rPr>
+          <w:rFonts w:ascii="Times New Roman" w:hAnsi="Times New Roman"/>
+          <w:b/>
+          <w:bCs/>
+          <w:i/>
+          <w:iCs/>
+        </w:rPr>
+        <w:t>pra</w:t>
+      </w:r>
+      <w:proofErr w:type="gramEnd"/>
+      <w:r>
+        <w:rPr>
+          <w:rFonts w:ascii="Times New Roman" w:hAnsi="Times New Roman"/>
+          <w:b/>
+          <w:bCs/>
+          <w:i/>
+          <w:iCs/>
+        </w:rPr>
+        <w:t xml:space="preserve"> Te adorar... </w:t>
+      </w:r>
+    </w:p>
+    <w:p>
+      <w:pPr>
+        <w:rPr>
+          <w:rFonts w:ascii="Times New Roman" w:hAnsi="Times New Roman"/>
+          <w:b/>
+          <w:bCs/>
+          <w:i/>
+          <w:iCs/>
+        </w:rPr>
+      </w:pPr>
+      <w:r>
+        <w:rPr>
+          <w:rFonts w:ascii="Times New Roman" w:hAnsi="Times New Roman"/>
+          <w:b/>
+          <w:bCs/>
+          <w:i/>
+          <w:iCs/>
+        </w:rPr>
+        <w:t>[REFRÃO]</w:t>
+      </w:r>
+    </w:p>
+    <w:p>
+      <w:pPr>
+        <w:rPr>
+          <w:rFonts w:ascii="Times New Roman" w:hAnsi="Times New Roman"/>
+          <w:b/>
+          <w:bCs/>
+        </w:rPr>
+      </w:pPr>
+      <w:r>
+        <w:rPr>
+          <w:rFonts w:ascii="Times New Roman" w:hAnsi="Times New Roman"/>
+          <w:b/>
+          <w:bCs/>
         </w:rPr>
         <w:t>[REPETE ACIMA]</w:t>
       </w:r>
     </w:p>
     <w:sectPr>
-      <w:pgSz w:w="11906" w:h="16838" w:orient="portrait"/>
+      <w:pgSz w:w="11906" w:h="16838"/>
       <w:pgMar w:top="1417" w:right="1701" w:bottom="1417" w:left="1701" w:header="708" w:footer="708" w:gutter="0"/>
       <w:cols w:space="708"/>
       <w:docGrid w:linePitch="360"/>
@@ -145,11 +262,11 @@
 </file>
 
 <file path=word/styles.xml><?xml version="1.0" encoding="utf-8"?>
-<w:styles xmlns:wp14="http://schemas.microsoft.com/office/word/2010/wordprocessingDrawing" xmlns:mc="http://schemas.openxmlformats.org/markup-compatibility/2006" xmlns:r="http://schemas.openxmlformats.org/officeDocument/2006/relationships" xmlns:w="http://schemas.openxmlformats.org/wordprocessingml/2006/main" xmlns:w14="http://schemas.microsoft.com/office/word/2010/wordml" xmlns:w15="http://schemas.microsoft.com/office/word/2012/wordml" xmlns:w16cex="http://schemas.microsoft.com/office/word/2018/wordml/cex" xmlns:w16cid="http://schemas.microsoft.com/office/word/2016/wordml/cid" xmlns:w16="http://schemas.microsoft.com/office/word/2018/wordml" xmlns:w16sdtdh="http://schemas.microsoft.com/office/word/2020/wordml/sdtdatahash" xmlns:w16se="http://schemas.microsoft.com/office/word/2015/wordml/symex" mc:Ignorable="w14 w15 w16se w16cid w16 w16cex w16sdtdh wp14">
+<w:styles xmlns:mc="http://schemas.openxmlformats.org/markup-compatibility/2006" xmlns:r="http://schemas.openxmlformats.org/officeDocument/2006/relationships" xmlns:w="http://schemas.openxmlformats.org/wordprocessingml/2006/main" xmlns:w14="http://schemas.microsoft.com/office/word/2010/wordml" xmlns:w15="http://schemas.microsoft.com/office/word/2012/wordml" xmlns:w16cex="http://schemas.microsoft.com/office/word/2018/wordml/cex" xmlns:w16cid="http://schemas.microsoft.com/office/word/2016/wordml/cid" xmlns:w16="http://schemas.microsoft.com/office/word/2018/wordml" xmlns:w16du="http://schemas.microsoft.com/office/word/2023/wordml/word16du" xmlns:w16sdtdh="http://schemas.microsoft.com/office/word/2020/wordml/sdtdatahash" xmlns:w16sdtfl="http://schemas.microsoft.com/office/word/2024/wordml/sdtformatlock" xmlns:w16se="http://schemas.microsoft.com/office/word/2015/wordml/symex" mc:Ignorable="w14 w15 w16se w16cid w16 w16cex w16sdtdh w16sdtfl w16du">
   <w:docDefaults>
     <w:rPrDefault>
       <w:rPr>
-        <w:rFonts w:asciiTheme="minorHAnsi" w:hAnsiTheme="minorHAnsi" w:eastAsiaTheme="minorHAnsi" w:cstheme="minorBidi"/>
+        <w:rFonts w:asciiTheme="minorHAnsi" w:eastAsiaTheme="minorHAnsi" w:hAnsiTheme="minorHAnsi" w:cstheme="minorBidi"/>
         <w:kern w:val="2"/>
         <w:sz w:val="22"/>
         <w:szCs w:val="22"/>
@@ -166,14 +283,14 @@
   <w:latentStyles w:defLockedState="0" w:defUIPriority="99" w:defSemiHidden="0" w:defUnhideWhenUsed="0" w:defQFormat="0" w:count="376">
     <w:lsdException w:name="Normal" w:uiPriority="0" w:qFormat="1"/>
     <w:lsdException w:name="heading 1" w:uiPriority="9" w:qFormat="1"/>
-    <w:lsdException w:name="heading 2" w:uiPriority="9" w:semiHidden="1" w:unhideWhenUsed="1" w:qFormat="1"/>
-    <w:lsdException w:name="heading 3" w:uiPriority="9" w:semiHidden="1" w:unhideWhenUsed="1" w:qFormat="1"/>
-    <w:lsdException w:name="heading 4" w:uiPriority="9" w:semiHidden="1" w:unhideWhenUsed="1" w:qFormat="1"/>
-    <w:lsdException w:name="heading 5" w:uiPriority="9" w:semiHidden="1" w:unhideWhenUsed="1" w:qFormat="1"/>
-    <w:lsdException w:name="heading 6" w:uiPriority="9" w:semiHidden="1" w:unhideWhenUsed="1" w:qFormat="1"/>
-    <w:lsdException w:name="heading 7" w:uiPriority="9" w:semiHidden="1" w:unhideWhenUsed="1" w:qFormat="1"/>
-    <w:lsdException w:name="heading 8" w:uiPriority="9" w:semiHidden="1" w:unhideWhenUsed="1" w:qFormat="1"/>
-    <w:lsdException w:name="heading 9" w:uiPriority="9" w:semiHidden="1" w:unhideWhenUsed="1" w:qFormat="1"/>
+    <w:lsdException w:name="heading 2" w:semiHidden="1" w:uiPriority="9" w:unhideWhenUsed="1" w:qFormat="1"/>
+    <w:lsdException w:name="heading 3" w:semiHidden="1" w:uiPriority="9" w:unhideWhenUsed="1" w:qFormat="1"/>
+    <w:lsdException w:name="heading 4" w:semiHidden="1" w:uiPriority="9" w:unhideWhenUsed="1" w:qFormat="1"/>
+    <w:lsdException w:name="heading 5" w:semiHidden="1" w:uiPriority="9" w:unhideWhenUsed="1" w:qFormat="1"/>
+    <w:lsdException w:name="heading 6" w:semiHidden="1" w:uiPriority="9" w:unhideWhenUsed="1" w:qFormat="1"/>
+    <w:lsdException w:name="heading 7" w:semiHidden="1" w:uiPriority="9" w:unhideWhenUsed="1" w:qFormat="1"/>
+    <w:lsdException w:name="heading 8" w:semiHidden="1" w:uiPriority="9" w:unhideWhenUsed="1" w:qFormat="1"/>
+    <w:lsdException w:name="heading 9" w:semiHidden="1" w:uiPriority="9" w:unhideWhenUsed="1" w:qFormat="1"/>
     <w:lsdException w:name="index 1" w:semiHidden="1" w:unhideWhenUsed="1"/>
     <w:lsdException w:name="index 2" w:semiHidden="1" w:unhideWhenUsed="1"/>
     <w:lsdException w:name="index 3" w:semiHidden="1" w:unhideWhenUsed="1"/>
@@ -183,22 +300,22 @@
     <w:lsdException w:name="index 7" w:semiHidden="1" w:unhideWhenUsed="1"/>
     <w:lsdException w:name="index 8" w:semiHidden="1" w:unhideWhenUsed="1"/>
     <w:lsdException w:name="index 9" w:semiHidden="1" w:unhideWhenUsed="1"/>
-    <w:lsdException w:name="toc 1" w:uiPriority="39" w:semiHidden="1" w:unhideWhenUsed="1"/>
-    <w:lsdException w:name="toc 2" w:uiPriority="39" w:semiHidden="1" w:unhideWhenUsed="1"/>
-    <w:lsdException w:name="toc 3" w:uiPriority="39" w:semiHidden="1" w:unhideWhenUsed="1"/>
-    <w:lsdException w:name="toc 4" w:uiPriority="39" w:semiHidden="1" w:unhideWhenUsed="1"/>
-    <w:lsdException w:name="toc 5" w:uiPriority="39" w:semiHidden="1" w:unhideWhenUsed="1"/>
-    <w:lsdException w:name="toc 6" w:uiPriority="39" w:semiHidden="1" w:unhideWhenUsed="1"/>
-    <w:lsdException w:name="toc 7" w:uiPriority="39" w:semiHidden="1" w:unhideWhenUsed="1"/>
-    <w:lsdException w:name="toc 8" w:uiPriority="39" w:semiHidden="1" w:unhideWhenUsed="1"/>
-    <w:lsdException w:name="toc 9" w:uiPriority="39" w:semiHidden="1" w:unhideWhenUsed="1"/>
+    <w:lsdException w:name="toc 1" w:semiHidden="1" w:uiPriority="39" w:unhideWhenUsed="1"/>
+    <w:lsdException w:name="toc 2" w:semiHidden="1" w:uiPriority="39" w:unhideWhenUsed="1"/>
+    <w:lsdException w:name="toc 3" w:semiHidden="1" w:uiPriority="39" w:unhideWhenUsed="1"/>
+    <w:lsdException w:name="toc 4" w:semiHidden="1" w:uiPriority="39" w:unhideWhenUsed="1"/>
+    <w:lsdException w:name="toc 5" w:semiHidden="1" w:uiPriority="39" w:unhideWhenUsed="1"/>
+    <w:lsdException w:name="toc 6" w:semiHidden="1" w:uiPriority="39" w:unhideWhenUsed="1"/>
+    <w:lsdException w:name="toc 7" w:semiHidden="1" w:uiPriority="39" w:unhideWhenUsed="1"/>
+    <w:lsdException w:name="toc 8" w:semiHidden="1" w:uiPriority="39" w:unhideWhenUsed="1"/>
+    <w:lsdException w:name="toc 9" w:semiHidden="1" w:uiPriority="39" w:unhideWhenUsed="1"/>
     <w:lsdException w:name="Normal Indent" w:semiHidden="1" w:unhideWhenUsed="1"/>
     <w:lsdException w:name="footnote text" w:semiHidden="1" w:unhideWhenUsed="1"/>
     <w:lsdException w:name="annotation text" w:semiHidden="1" w:unhideWhenUsed="1"/>
     <w:lsdException w:name="header" w:semiHidden="1" w:unhideWhenUsed="1"/>
     <w:lsdException w:name="footer" w:semiHidden="1" w:unhideWhenUsed="1"/>
     <w:lsdException w:name="index heading" w:semiHidden="1" w:unhideWhenUsed="1"/>
-    <w:lsdException w:name="caption" w:uiPriority="35" w:semiHidden="1" w:unhideWhenUsed="1" w:qFormat="1"/>
+    <w:lsdException w:name="caption" w:semiHidden="1" w:uiPriority="35" w:unhideWhenUsed="1" w:qFormat="1"/>
     <w:lsdException w:name="table of figures" w:semiHidden="1" w:unhideWhenUsed="1"/>
     <w:lsdException w:name="envelope address" w:semiHidden="1" w:unhideWhenUsed="1"/>
     <w:lsdException w:name="envelope return" w:semiHidden="1" w:unhideWhenUsed="1"/>
@@ -229,7 +346,7 @@
     <w:lsdException w:name="Title" w:uiPriority="10" w:qFormat="1"/>
     <w:lsdException w:name="Closing" w:semiHidden="1" w:unhideWhenUsed="1"/>
     <w:lsdException w:name="Signature" w:semiHidden="1" w:unhideWhenUsed="1"/>
-    <w:lsdException w:name="Default Paragraph Font" w:uiPriority="1" w:semiHidden="1" w:unhideWhenUsed="1"/>
+    <w:lsdException w:name="Default Paragraph Font" w:semiHidden="1" w:uiPriority="1" w:unhideWhenUsed="1"/>
     <w:lsdException w:name="Body Text" w:semiHidden="1" w:unhideWhenUsed="1"/>
     <w:lsdException w:name="Body Text Indent" w:semiHidden="1" w:unhideWhenUsed="1"/>
     <w:lsdException w:name="List Continue" w:semiHidden="1" w:unhideWhenUsed="1"/>
@@ -429,8 +546,8 @@
     <w:lsdException w:name="Subtle Reference" w:uiPriority="31" w:qFormat="1"/>
     <w:lsdException w:name="Intense Reference" w:uiPriority="32" w:qFormat="1"/>
     <w:lsdException w:name="Book Title" w:uiPriority="33" w:qFormat="1"/>
-    <w:lsdException w:name="Bibliography" w:uiPriority="37" w:semiHidden="1" w:unhideWhenUsed="1"/>
-    <w:lsdException w:name="TOC Heading" w:uiPriority="39" w:semiHidden="1" w:unhideWhenUsed="1" w:qFormat="1"/>
+    <w:lsdException w:name="Bibliography" w:semiHidden="1" w:uiPriority="37" w:unhideWhenUsed="1"/>
+    <w:lsdException w:name="TOC Heading" w:semiHidden="1" w:uiPriority="39" w:unhideWhenUsed="1" w:qFormat="1"/>
     <w:lsdException w:name="Plain Table 1" w:uiPriority="41"/>
     <w:lsdException w:name="Plain Table 2" w:uiPriority="42"/>
     <w:lsdException w:name="Plain Table 3" w:uiPriority="43"/>
@@ -541,7 +658,7 @@
     <w:lsdException w:name="Unresolved Mention" w:semiHidden="1" w:unhideWhenUsed="1"/>
     <w:lsdException w:name="Smart Link" w:semiHidden="1" w:unhideWhenUsed="1"/>
   </w:latentStyles>
-  <w:style w:type="paragraph" w:styleId="Normal" w:default="1">
+  <w:style w:type="paragraph" w:default="1" w:styleId="Normal">
     <w:name w:val="Normal"/>
     <w:qFormat/>
     <w:rsid w:val="00C71EBF"/>
@@ -549,7 +666,7 @@
       <w:spacing w:after="120" w:line="240" w:lineRule="auto"/>
     </w:pPr>
     <w:rPr>
-      <w:rFonts w:ascii="Arial" w:hAnsi="Arial" w:eastAsia="Times New Roman" w:cs="Times New Roman"/>
+      <w:rFonts w:ascii="Arial" w:eastAsia="Times New Roman" w:hAnsi="Arial" w:cs="Times New Roman"/>
       <w:kern w:val="0"/>
       <w:sz w:val="24"/>
       <w:szCs w:val="24"/>
@@ -572,7 +689,7 @@
       <w:outlineLvl w:val="0"/>
     </w:pPr>
     <w:rPr>
-      <w:rFonts w:asciiTheme="majorHAnsi" w:hAnsiTheme="majorHAnsi" w:eastAsiaTheme="majorEastAsia" w:cstheme="majorBidi"/>
+      <w:rFonts w:asciiTheme="majorHAnsi" w:eastAsiaTheme="majorEastAsia" w:hAnsiTheme="majorHAnsi" w:cstheme="majorBidi"/>
       <w:color w:val="0F4761" w:themeColor="accent1" w:themeShade="BF"/>
       <w:kern w:val="2"/>
       <w:sz w:val="40"/>
@@ -598,7 +715,7 @@
       <w:outlineLvl w:val="1"/>
     </w:pPr>
     <w:rPr>
-      <w:rFonts w:asciiTheme="majorHAnsi" w:hAnsiTheme="majorHAnsi" w:eastAsiaTheme="majorEastAsia" w:cstheme="majorBidi"/>
+      <w:rFonts w:asciiTheme="majorHAnsi" w:eastAsiaTheme="majorEastAsia" w:hAnsiTheme="majorHAnsi" w:cstheme="majorBidi"/>
       <w:color w:val="0F4761" w:themeColor="accent1" w:themeShade="BF"/>
       <w:kern w:val="2"/>
       <w:sz w:val="32"/>
@@ -624,7 +741,7 @@
       <w:outlineLvl w:val="2"/>
     </w:pPr>
     <w:rPr>
-      <w:rFonts w:asciiTheme="minorHAnsi" w:hAnsiTheme="minorHAnsi" w:eastAsiaTheme="majorEastAsia" w:cstheme="majorBidi"/>
+      <w:rFonts w:asciiTheme="minorHAnsi" w:eastAsiaTheme="majorEastAsia" w:hAnsiTheme="minorHAnsi" w:cstheme="majorBidi"/>
       <w:color w:val="0F4761" w:themeColor="accent1" w:themeShade="BF"/>
       <w:kern w:val="2"/>
       <w:sz w:val="28"/>
@@ -650,7 +767,7 @@
       <w:outlineLvl w:val="3"/>
     </w:pPr>
     <w:rPr>
-      <w:rFonts w:asciiTheme="minorHAnsi" w:hAnsiTheme="minorHAnsi" w:eastAsiaTheme="majorEastAsia" w:cstheme="majorBidi"/>
+      <w:rFonts w:asciiTheme="minorHAnsi" w:eastAsiaTheme="majorEastAsia" w:hAnsiTheme="minorHAnsi" w:cstheme="majorBidi"/>
       <w:i/>
       <w:iCs/>
       <w:color w:val="0F4761" w:themeColor="accent1" w:themeShade="BF"/>
@@ -678,7 +795,7 @@
       <w:outlineLvl w:val="4"/>
     </w:pPr>
     <w:rPr>
-      <w:rFonts w:asciiTheme="minorHAnsi" w:hAnsiTheme="minorHAnsi" w:eastAsiaTheme="majorEastAsia" w:cstheme="majorBidi"/>
+      <w:rFonts w:asciiTheme="minorHAnsi" w:eastAsiaTheme="majorEastAsia" w:hAnsiTheme="minorHAnsi" w:cstheme="majorBidi"/>
       <w:color w:val="0F4761" w:themeColor="accent1" w:themeShade="BF"/>
       <w:kern w:val="2"/>
       <w:sz w:val="22"/>
@@ -704,7 +821,7 @@
       <w:outlineLvl w:val="5"/>
     </w:pPr>
     <w:rPr>
-      <w:rFonts w:asciiTheme="minorHAnsi" w:hAnsiTheme="minorHAnsi" w:eastAsiaTheme="majorEastAsia" w:cstheme="majorBidi"/>
+      <w:rFonts w:asciiTheme="minorHAnsi" w:eastAsiaTheme="majorEastAsia" w:hAnsiTheme="minorHAnsi" w:cstheme="majorBidi"/>
       <w:i/>
       <w:iCs/>
       <w:color w:val="595959" w:themeColor="text1" w:themeTint="A6"/>
@@ -732,7 +849,7 @@
       <w:outlineLvl w:val="6"/>
     </w:pPr>
     <w:rPr>
-      <w:rFonts w:asciiTheme="minorHAnsi" w:hAnsiTheme="minorHAnsi" w:eastAsiaTheme="majorEastAsia" w:cstheme="majorBidi"/>
+      <w:rFonts w:asciiTheme="minorHAnsi" w:eastAsiaTheme="majorEastAsia" w:hAnsiTheme="minorHAnsi" w:cstheme="majorBidi"/>
       <w:color w:val="595959" w:themeColor="text1" w:themeTint="A6"/>
       <w:kern w:val="2"/>
       <w:sz w:val="22"/>
@@ -758,7 +875,7 @@
       <w:outlineLvl w:val="7"/>
     </w:pPr>
     <w:rPr>
-      <w:rFonts w:asciiTheme="minorHAnsi" w:hAnsiTheme="minorHAnsi" w:eastAsiaTheme="majorEastAsia" w:cstheme="majorBidi"/>
+      <w:rFonts w:asciiTheme="minorHAnsi" w:eastAsiaTheme="majorEastAsia" w:hAnsiTheme="minorHAnsi" w:cstheme="majorBidi"/>
       <w:i/>
       <w:iCs/>
       <w:color w:val="272727" w:themeColor="text1" w:themeTint="D8"/>
@@ -786,7 +903,7 @@
       <w:outlineLvl w:val="8"/>
     </w:pPr>
     <w:rPr>
-      <w:rFonts w:asciiTheme="minorHAnsi" w:hAnsiTheme="minorHAnsi" w:eastAsiaTheme="majorEastAsia" w:cstheme="majorBidi"/>
+      <w:rFonts w:asciiTheme="minorHAnsi" w:eastAsiaTheme="majorEastAsia" w:hAnsiTheme="minorHAnsi" w:cstheme="majorBidi"/>
       <w:color w:val="272727" w:themeColor="text1" w:themeTint="D8"/>
       <w:kern w:val="2"/>
       <w:sz w:val="22"/>
@@ -795,13 +912,13 @@
       <w14:ligatures w14:val="standardContextual"/>
     </w:rPr>
   </w:style>
-  <w:style w:type="character" w:styleId="Fontepargpadro" w:default="1">
+  <w:style w:type="character" w:default="1" w:styleId="Fontepargpadro">
     <w:name w:val="Default Paragraph Font"/>
     <w:uiPriority w:val="1"/>
     <w:semiHidden/>
     <w:unhideWhenUsed/>
   </w:style>
-  <w:style w:type="table" w:styleId="Tabelanormal" w:default="1">
+  <w:style w:type="table" w:default="1" w:styleId="Tabelanormal">
     <w:name w:val="Normal Table"/>
     <w:uiPriority w:val="99"/>
     <w:semiHidden/>
@@ -816,26 +933,26 @@
       </w:tblCellMar>
     </w:tblPr>
   </w:style>
-  <w:style w:type="numbering" w:styleId="Semlista" w:default="1">
+  <w:style w:type="numbering" w:default="1" w:styleId="Semlista">
     <w:name w:val="No List"/>
     <w:uiPriority w:val="99"/>
     <w:semiHidden/>
     <w:unhideWhenUsed/>
   </w:style>
-  <w:style w:type="character" w:styleId="Ttulo1Char" w:customStyle="1">
+  <w:style w:type="character" w:customStyle="1" w:styleId="Ttulo1Char">
     <w:name w:val="Título 1 Char"/>
     <w:basedOn w:val="Fontepargpadro"/>
     <w:link w:val="Ttulo1"/>
     <w:uiPriority w:val="9"/>
     <w:rsid w:val="00E85570"/>
     <w:rPr>
-      <w:rFonts w:asciiTheme="majorHAnsi" w:hAnsiTheme="majorHAnsi" w:eastAsiaTheme="majorEastAsia" w:cstheme="majorBidi"/>
+      <w:rFonts w:asciiTheme="majorHAnsi" w:eastAsiaTheme="majorEastAsia" w:hAnsiTheme="majorHAnsi" w:cstheme="majorBidi"/>
       <w:color w:val="0F4761" w:themeColor="accent1" w:themeShade="BF"/>
       <w:sz w:val="40"/>
       <w:szCs w:val="40"/>
     </w:rPr>
   </w:style>
-  <w:style w:type="character" w:styleId="Ttulo2Char" w:customStyle="1">
+  <w:style w:type="character" w:customStyle="1" w:styleId="Ttulo2Char">
     <w:name w:val="Título 2 Char"/>
     <w:basedOn w:val="Fontepargpadro"/>
     <w:link w:val="Ttulo2"/>
@@ -843,13 +960,13 @@
     <w:semiHidden/>
     <w:rsid w:val="00E85570"/>
     <w:rPr>
-      <w:rFonts w:asciiTheme="majorHAnsi" w:hAnsiTheme="majorHAnsi" w:eastAsiaTheme="majorEastAsia" w:cstheme="majorBidi"/>
+      <w:rFonts w:asciiTheme="majorHAnsi" w:eastAsiaTheme="majorEastAsia" w:hAnsiTheme="majorHAnsi" w:cstheme="majorBidi"/>
       <w:color w:val="0F4761" w:themeColor="accent1" w:themeShade="BF"/>
       <w:sz w:val="32"/>
       <w:szCs w:val="32"/>
     </w:rPr>
   </w:style>
-  <w:style w:type="character" w:styleId="Ttulo3Char" w:customStyle="1">
+  <w:style w:type="character" w:customStyle="1" w:styleId="Ttulo3Char">
     <w:name w:val="Título 3 Char"/>
     <w:basedOn w:val="Fontepargpadro"/>
     <w:link w:val="Ttulo3"/>
@@ -863,7 +980,7 @@
       <w:szCs w:val="28"/>
     </w:rPr>
   </w:style>
-  <w:style w:type="character" w:styleId="Ttulo4Char" w:customStyle="1">
+  <w:style w:type="character" w:customStyle="1" w:styleId="Ttulo4Char">
     <w:name w:val="Título 4 Char"/>
     <w:basedOn w:val="Fontepargpadro"/>
     <w:link w:val="Ttulo4"/>
@@ -877,7 +994,7 @@
       <w:color w:val="0F4761" w:themeColor="accent1" w:themeShade="BF"/>
     </w:rPr>
   </w:style>
-  <w:style w:type="character" w:styleId="Ttulo5Char" w:customStyle="1">
+  <w:style w:type="character" w:customStyle="1" w:styleId="Ttulo5Char">
     <w:name w:val="Título 5 Char"/>
     <w:basedOn w:val="Fontepargpadro"/>
     <w:link w:val="Ttulo5"/>
@@ -889,7 +1006,7 @@
       <w:color w:val="0F4761" w:themeColor="accent1" w:themeShade="BF"/>
     </w:rPr>
   </w:style>
-  <w:style w:type="character" w:styleId="Ttulo6Char" w:customStyle="1">
+  <w:style w:type="character" w:customStyle="1" w:styleId="Ttulo6Char">
     <w:name w:val="Título 6 Char"/>
     <w:basedOn w:val="Fontepargpadro"/>
     <w:link w:val="Ttulo6"/>
@@ -903,7 +1020,7 @@
       <w:color w:val="595959" w:themeColor="text1" w:themeTint="A6"/>
     </w:rPr>
   </w:style>
-  <w:style w:type="character" w:styleId="Ttulo7Char" w:customStyle="1">
+  <w:style w:type="character" w:customStyle="1" w:styleId="Ttulo7Char">
     <w:name w:val="Título 7 Char"/>
     <w:basedOn w:val="Fontepargpadro"/>
     <w:link w:val="Ttulo7"/>
@@ -915,7 +1032,7 @@
       <w:color w:val="595959" w:themeColor="text1" w:themeTint="A6"/>
     </w:rPr>
   </w:style>
-  <w:style w:type="character" w:styleId="Ttulo8Char" w:customStyle="1">
+  <w:style w:type="character" w:customStyle="1" w:styleId="Ttulo8Char">
     <w:name w:val="Título 8 Char"/>
     <w:basedOn w:val="Fontepargpadro"/>
     <w:link w:val="Ttulo8"/>
@@ -929,7 +1046,7 @@
       <w:color w:val="272727" w:themeColor="text1" w:themeTint="D8"/>
     </w:rPr>
   </w:style>
-  <w:style w:type="character" w:styleId="Ttulo9Char" w:customStyle="1">
+  <w:style w:type="character" w:customStyle="1" w:styleId="Ttulo9Char">
     <w:name w:val="Título 9 Char"/>
     <w:basedOn w:val="Fontepargpadro"/>
     <w:link w:val="Ttulo9"/>
@@ -954,7 +1071,7 @@
       <w:contextualSpacing/>
     </w:pPr>
     <w:rPr>
-      <w:rFonts w:asciiTheme="majorHAnsi" w:hAnsiTheme="majorHAnsi" w:eastAsiaTheme="majorEastAsia" w:cstheme="majorBidi"/>
+      <w:rFonts w:asciiTheme="majorHAnsi" w:eastAsiaTheme="majorEastAsia" w:hAnsiTheme="majorHAnsi" w:cstheme="majorBidi"/>
       <w:spacing w:val="-10"/>
       <w:kern w:val="28"/>
       <w:sz w:val="56"/>
@@ -963,14 +1080,14 @@
       <w14:ligatures w14:val="standardContextual"/>
     </w:rPr>
   </w:style>
-  <w:style w:type="character" w:styleId="TtuloChar" w:customStyle="1">
+  <w:style w:type="character" w:customStyle="1" w:styleId="TtuloChar">
     <w:name w:val="Título Char"/>
     <w:basedOn w:val="Fontepargpadro"/>
     <w:link w:val="Ttulo"/>
     <w:uiPriority w:val="10"/>
     <w:rsid w:val="00E85570"/>
     <w:rPr>
-      <w:rFonts w:asciiTheme="majorHAnsi" w:hAnsiTheme="majorHAnsi" w:eastAsiaTheme="majorEastAsia" w:cstheme="majorBidi"/>
+      <w:rFonts w:asciiTheme="majorHAnsi" w:eastAsiaTheme="majorEastAsia" w:hAnsiTheme="majorHAnsi" w:cstheme="majorBidi"/>
       <w:spacing w:val="-10"/>
       <w:kern w:val="28"/>
       <w:sz w:val="56"/>
@@ -992,7 +1109,7 @@
       <w:spacing w:after="160" w:line="259" w:lineRule="auto"/>
     </w:pPr>
     <w:rPr>
-      <w:rFonts w:asciiTheme="minorHAnsi" w:hAnsiTheme="minorHAnsi" w:eastAsiaTheme="majorEastAsia" w:cstheme="majorBidi"/>
+      <w:rFonts w:asciiTheme="minorHAnsi" w:eastAsiaTheme="majorEastAsia" w:hAnsiTheme="minorHAnsi" w:cstheme="majorBidi"/>
       <w:color w:val="595959" w:themeColor="text1" w:themeTint="A6"/>
       <w:spacing w:val="15"/>
       <w:kern w:val="2"/>
@@ -1002,7 +1119,7 @@
       <w14:ligatures w14:val="standardContextual"/>
     </w:rPr>
   </w:style>
-  <w:style w:type="character" w:styleId="SubttuloChar" w:customStyle="1">
+  <w:style w:type="character" w:customStyle="1" w:styleId="SubttuloChar">
     <w:name w:val="Subtítulo Char"/>
     <w:basedOn w:val="Fontepargpadro"/>
     <w:link w:val="Subttulo"/>
@@ -1029,7 +1146,7 @@
       <w:jc w:val="center"/>
     </w:pPr>
     <w:rPr>
-      <w:rFonts w:asciiTheme="minorHAnsi" w:hAnsiTheme="minorHAnsi" w:eastAsiaTheme="minorHAnsi" w:cstheme="minorBidi"/>
+      <w:rFonts w:asciiTheme="minorHAnsi" w:eastAsiaTheme="minorHAnsi" w:hAnsiTheme="minorHAnsi" w:cstheme="minorBidi"/>
       <w:i/>
       <w:iCs/>
       <w:color w:val="404040" w:themeColor="text1" w:themeTint="BF"/>
@@ -1040,7 +1157,7 @@
       <w14:ligatures w14:val="standardContextual"/>
     </w:rPr>
   </w:style>
-  <w:style w:type="character" w:styleId="CitaoChar" w:customStyle="1">
+  <w:style w:type="character" w:customStyle="1" w:styleId="CitaoChar">
     <w:name w:val="Citação Char"/>
     <w:basedOn w:val="Fontepargpadro"/>
     <w:link w:val="Citao"/>
@@ -1064,7 +1181,7 @@
       <w:contextualSpacing/>
     </w:pPr>
     <w:rPr>
-      <w:rFonts w:asciiTheme="minorHAnsi" w:hAnsiTheme="minorHAnsi" w:eastAsiaTheme="minorHAnsi" w:cstheme="minorBidi"/>
+      <w:rFonts w:asciiTheme="minorHAnsi" w:eastAsiaTheme="minorHAnsi" w:hAnsiTheme="minorHAnsi" w:cstheme="minorBidi"/>
       <w:kern w:val="2"/>
       <w:sz w:val="22"/>
       <w:szCs w:val="22"/>
@@ -1094,15 +1211,15 @@
     <w:rsid w:val="00E85570"/>
     <w:pPr>
       <w:pBdr>
-        <w:top w:val="single" w:color="0F4761" w:themeColor="accent1" w:themeShade="BF" w:sz="4" w:space="10"/>
-        <w:bottom w:val="single" w:color="0F4761" w:themeColor="accent1" w:themeShade="BF" w:sz="4" w:space="10"/>
+        <w:top w:val="single" w:sz="4" w:space="10" w:color="0F4761" w:themeColor="accent1" w:themeShade="BF"/>
+        <w:bottom w:val="single" w:sz="4" w:space="10" w:color="0F4761" w:themeColor="accent1" w:themeShade="BF"/>
       </w:pBdr>
       <w:spacing w:before="360" w:after="360" w:line="259" w:lineRule="auto"/>
       <w:ind w:left="864" w:right="864"/>
       <w:jc w:val="center"/>
     </w:pPr>
     <w:rPr>
-      <w:rFonts w:asciiTheme="minorHAnsi" w:hAnsiTheme="minorHAnsi" w:eastAsiaTheme="minorHAnsi" w:cstheme="minorBidi"/>
+      <w:rFonts w:asciiTheme="minorHAnsi" w:eastAsiaTheme="minorHAnsi" w:hAnsiTheme="minorHAnsi" w:cstheme="minorBidi"/>
       <w:i/>
       <w:iCs/>
       <w:color w:val="0F4761" w:themeColor="accent1" w:themeShade="BF"/>
@@ -1113,7 +1230,7 @@
       <w14:ligatures w14:val="standardContextual"/>
     </w:rPr>
   </w:style>
-  <w:style w:type="character" w:styleId="CitaoIntensaChar" w:customStyle="1">
+  <w:style w:type="character" w:customStyle="1" w:styleId="CitaoIntensaChar">
     <w:name w:val="Citação Intensa Char"/>
     <w:basedOn w:val="Fontepargpadro"/>
     <w:link w:val="CitaoIntensa"/>
